--- a/MAU BB TO TUNG/THU TUC NHAP TRAI/mau de dua vao nha tam giu/BAT BI CAN DE TAM GIAM/1. BB BẮT BỊ CAN ĐỂ TẠM GIAM.docx
+++ b/MAU BB TO TUNG/THU TUC NHAP TRAI/mau de dua vao nha tam giu/BAT BI CAN DE TAM GIAM/1. BB BẮT BỊ CAN ĐỂ TẠM GIAM.docx
@@ -1538,6 +1538,23 @@
         </w:rPr>
         <w:tab/>
       </w:r>
+      <w:r>
+        <w:rPr>
+          <w:sz w:val="28"/>
+          <w:szCs w:val="28"/>
+        </w:rPr>
+        <w:tab/>
+      </w:r>
+    </w:p>
+    <w:p>
+      <w:pPr>
+        <w:spacing w:before="120"/>
+        <w:jc w:val="both"/>
+        <w:rPr>
+          <w:sz w:val="28"/>
+          <w:szCs w:val="28"/>
+        </w:rPr>
+      </w:pPr>
       <w:r>
         <w:rPr>
           <w:sz w:val="28"/>

--- a/MAU BB TO TUNG/THU TUC NHAP TRAI/mau de dua vao nha tam giu/BAT BI CAN DE TAM GIAM/1. BB BẮT BỊ CAN ĐỂ TẠM GIAM.docx
+++ b/MAU BB TO TUNG/THU TUC NHAP TRAI/mau de dua vao nha tam giu/BAT BI CAN DE TAM GIAM/1. BB BẮT BỊ CAN ĐỂ TẠM GIAM.docx
@@ -609,7 +609,25 @@
           <w:sz w:val="28"/>
           <w:szCs w:val="28"/>
         </w:rPr>
-        <w:t xml:space="preserve"> năm</w:t>
+        <w:t xml:space="preserve"> </w:t>
+      </w:r>
+      <w:r>
+        <w:rPr>
+          <w:rFonts w:eastAsia="Times New Roman" w:cs="Times New Roman"/>
+          <w:spacing w:val="-2"/>
+          <w:sz w:val="28"/>
+          <w:szCs w:val="28"/>
+        </w:rPr>
+        <w:t xml:space="preserve">  </w:t>
+      </w:r>
+      <w:r>
+        <w:rPr>
+          <w:rFonts w:eastAsia="Times New Roman" w:cs="Times New Roman"/>
+          <w:spacing w:val="-2"/>
+          <w:sz w:val="28"/>
+          <w:szCs w:val="28"/>
+        </w:rPr>
+        <w:t>năm</w:t>
       </w:r>
       <w:r>
         <w:rPr>
@@ -1235,6 +1253,15 @@
       <w:r>
         <w:rPr>
           <w:rFonts w:eastAsia="Times New Roman" w:cs="Times New Roman"/>
+          <w:color w:val="0F172A"/>
+          <w:sz w:val="28"/>
+          <w:szCs w:val="28"/>
+        </w:rPr>
+        <w:t xml:space="preserve">/LB/-CSMT, ngày </w:t>
+      </w:r>
+      <w:r>
+        <w:rPr>
+          <w:rFonts w:eastAsia="Times New Roman" w:cs="Times New Roman"/>
           <w:spacing w:val="-2"/>
           <w:sz w:val="28"/>
           <w:szCs w:val="28"/>
@@ -1440,7 +1467,27 @@
           <w:szCs w:val="28"/>
         </w:rPr>
         <w:tab/>
-        <w:t xml:space="preserve">                    tại: </w:t>
+      </w:r>
+      <w:r>
+        <w:rPr>
+          <w:sz w:val="28"/>
+          <w:szCs w:val="28"/>
+        </w:rPr>
+        <w:tab/>
+      </w:r>
+      <w:r>
+        <w:rPr>
+          <w:sz w:val="28"/>
+          <w:szCs w:val="28"/>
+        </w:rPr>
+        <w:tab/>
+      </w:r>
+      <w:r>
+        <w:rPr>
+          <w:sz w:val="28"/>
+          <w:szCs w:val="28"/>
+        </w:rPr>
+        <w:t xml:space="preserve">tại: </w:t>
       </w:r>
       <w:r>
         <w:rPr>
